--- a/Feature_Flow_Registry.docx
+++ b/Feature_Flow_Registry.docx
@@ -2,7 +2,7 @@
 <file path=word/document.xml><?xml version="1.0" encoding="utf-8"?>
 <w:document xmlns:w="http://schemas.openxmlformats.org/wordprocessingml/2006/main" xmlns:m="http://schemas.openxmlformats.org/officeDocument/2006/math" xmlns:r="http://schemas.openxmlformats.org/officeDocument/2006/relationships" xmlns:o="urn:schemas-microsoft-com:office:office" xmlns:v="urn:schemas-microsoft-com:vml" xmlns:w10="urn:schemas-microsoft-com:office:word" xmlns:a="http://schemas.openxmlformats.org/drawingml/2006/main" xmlns:pic="http://schemas.openxmlformats.org/drawingml/2006/picture" xmlns:wp="http://schemas.openxmlformats.org/drawingml/2006/wordprocessingDrawing">
   <w:body>
-    <w:bookmarkStart w:id="41" w:name="setnayan-feature-flow-registry"/>
+    <w:bookmarkStart w:id="58" w:name="setnayan-feature-flow-registry"/>
     <w:p>
       <w:pPr>
         <w:pStyle w:val="Heading1"/>
@@ -26,7 +26,7 @@
         <w:t xml:space="preserve"> </w:t>
       </w:r>
       <w:r>
-        <w:t xml:space="preserve">2026-05-20 (initial cut — engineering ownership audit)</w:t>
+        <w:t xml:space="preserve">2026-05-22 (refreshed post 17-PR autonomous sprint)</w:t>
       </w:r>
       <w:r>
         <w:t xml:space="preserve"> </w:t>
@@ -57,6 +57,21 @@
         <w:t xml:space="preserve"> </w:t>
       </w:r>
       <w:r>
+        <w:t xml:space="preserve">+</w:t>
+      </w:r>
+      <w:r>
+        <w:t xml:space="preserve"> </w:t>
+      </w:r>
+      <w:r>
+        <w:rPr>
+          <w:rStyle w:val="VerbatimChar"/>
+        </w:rPr>
+        <w:t xml:space="preserve">apps/web/app/api/**/route.ts</w:t>
+      </w:r>
+      <w:r>
+        <w:t xml:space="preserve"> </w:t>
+      </w:r>
+      <w:r>
         <w:t xml:space="preserve">on</w:t>
       </w:r>
       <w:r>
@@ -82,27 +97,6 @@
           <w:rStyle w:val="VerbatimChar"/>
         </w:rPr>
         <w:t xml:space="preserve">iscasasola/setnayan-platform</w:t>
-      </w:r>
-      <w:r>
-        <w:t xml:space="preserve"> </w:t>
-      </w:r>
-      <w:r>
-        <w:t xml:space="preserve">as of</w:t>
-      </w:r>
-      <w:r>
-        <w:t xml:space="preserve"> </w:t>
-      </w:r>
-      <w:r>
-        <w:rPr>
-          <w:rStyle w:val="VerbatimChar"/>
-        </w:rPr>
-        <w:t xml:space="preserve">f2f8d84</w:t>
-      </w:r>
-      <w:r>
-        <w:t xml:space="preserve"> </w:t>
-      </w:r>
-      <w:r>
-        <w:t xml:space="preserve">(or later)</w:t>
       </w:r>
       <w:r>
         <w:t xml:space="preserve"> </w:t>
@@ -118,7 +112,7 @@
         <w:t xml:space="preserve"> </w:t>
       </w:r>
       <w:r>
-        <w:t xml:space="preserve">senior-dev engineering audit, handoff from owner 2026-05-20</w:t>
+        <w:t xml:space="preserve">senior-dev engineering audit (initial cut 2026-05-20; refresh 2026-05-22)</w:t>
       </w:r>
       <w:r>
         <w:t xml:space="preserve"> </w:t>
@@ -183,13 +177,309 @@
       </w:r>
     </w:p>
     <w:p>
+      <w:pPr>
+        <w:pStyle w:val="BodyText"/>
+      </w:pPr>
+      <w:r>
+        <w:rPr>
+          <w:b/>
+          <w:bCs/>
+        </w:rPr>
+        <w:t xml:space="preserve">Audit-trail note (2026-05-22):</w:t>
+      </w:r>
+      <w:r>
+        <w:t xml:space="preserve"> </w:t>
+      </w:r>
+      <w:r>
+        <w:t xml:space="preserve">Refreshed after 17-PR autonomous sprint landing tasks #3–#22, #25. Routes touched:</w:t>
+      </w:r>
+      <w:r>
+        <w:t xml:space="preserve"> </w:t>
+      </w:r>
+      <w:r>
+        <w:rPr>
+          <w:rStyle w:val="VerbatimChar"/>
+        </w:rPr>
+        <w:t xml:space="preserve">/vendors/compare</w:t>
+      </w:r>
+      <w:r>
+        <w:t xml:space="preserve"> </w:t>
+      </w:r>
+      <w:r>
+        <w:t xml:space="preserve">(now 307 redirect → retired),</w:t>
+      </w:r>
+      <w:r>
+        <w:t xml:space="preserve"> </w:t>
+      </w:r>
+      <w:r>
+        <w:rPr>
+          <w:rStyle w:val="VerbatimChar"/>
+        </w:rPr>
+        <w:t xml:space="preserve">/dashboard/[eventId]/schedule</w:t>
+      </w:r>
+      <w:r>
+        <w:t xml:space="preserve"> </w:t>
+      </w:r>
+      <w:r>
+        <w:t xml:space="preserve">(TILES + day-of),</w:t>
+      </w:r>
+      <w:r>
+        <w:t xml:space="preserve"> </w:t>
+      </w:r>
+      <w:r>
+        <w:rPr>
+          <w:rStyle w:val="VerbatimChar"/>
+        </w:rPr>
+        <w:t xml:space="preserve">/dashboard/[eventId]/disputes</w:t>
+      </w:r>
+      <w:r>
+        <w:t xml:space="preserve"> </w:t>
+      </w:r>
+      <w:r>
+        <w:t xml:space="preserve">(TILES + admin force-majeure inbound),</w:t>
+      </w:r>
+      <w:r>
+        <w:t xml:space="preserve"> </w:t>
+      </w:r>
+      <w:r>
+        <w:rPr>
+          <w:rStyle w:val="VerbatimChar"/>
+        </w:rPr>
+        <w:t xml:space="preserve">/admin/settings/payment-methods</w:t>
+      </w:r>
+      <w:r>
+        <w:t xml:space="preserve"> </w:t>
+      </w:r>
+      <w:r>
+        <w:t xml:space="preserve">(admin-nav Money group),</w:t>
+      </w:r>
+      <w:r>
+        <w:t xml:space="preserve"> </w:t>
+      </w:r>
+      <w:r>
+        <w:rPr>
+          <w:rStyle w:val="VerbatimChar"/>
+        </w:rPr>
+        <w:t xml:space="preserve">/[slug]</w:t>
+      </w:r>
+      <w:r>
+        <w:t xml:space="preserve"> </w:t>
+      </w:r>
+      <w:r>
+        <w:t xml:space="preserve">(ISR + day-of-mode wiring),</w:t>
+      </w:r>
+      <w:r>
+        <w:t xml:space="preserve"> </w:t>
+      </w:r>
+      <w:r>
+        <w:rPr>
+          <w:rStyle w:val="VerbatimChar"/>
+        </w:rPr>
+        <w:t xml:space="preserve">/privacy</w:t>
+      </w:r>
+      <w:r>
+        <w:t xml:space="preserve">,</w:t>
+      </w:r>
+      <w:r>
+        <w:t xml:space="preserve"> </w:t>
+      </w:r>
+      <w:r>
+        <w:rPr>
+          <w:rStyle w:val="VerbatimChar"/>
+        </w:rPr>
+        <w:t xml:space="preserve">/features</w:t>
+      </w:r>
+      <w:r>
+        <w:t xml:space="preserve">,</w:t>
+      </w:r>
+      <w:r>
+        <w:t xml:space="preserve"> </w:t>
+      </w:r>
+      <w:r>
+        <w:rPr>
+          <w:rStyle w:val="VerbatimChar"/>
+        </w:rPr>
+        <w:t xml:space="preserve">/pricing</w:t>
+      </w:r>
+      <w:r>
+        <w:t xml:space="preserve">. New routes added:</w:t>
+      </w:r>
+      <w:r>
+        <w:t xml:space="preserve"> </w:t>
+      </w:r>
+      <w:r>
+        <w:rPr>
+          <w:rStyle w:val="VerbatimChar"/>
+        </w:rPr>
+        <w:t xml:space="preserve">/api/health</w:t>
+      </w:r>
+      <w:r>
+        <w:t xml:space="preserve">,</w:t>
+      </w:r>
+      <w:r>
+        <w:t xml:space="preserve"> </w:t>
+      </w:r>
+      <w:r>
+        <w:rPr>
+          <w:rStyle w:val="VerbatimChar"/>
+        </w:rPr>
+        <w:t xml:space="preserve">/api/health/deep</w:t>
+      </w:r>
+      <w:r>
+        <w:t xml:space="preserve">,</w:t>
+      </w:r>
+      <w:r>
+        <w:t xml:space="preserve"> </w:t>
+      </w:r>
+      <w:r>
+        <w:rPr>
+          <w:rStyle w:val="VerbatimChar"/>
+        </w:rPr>
+        <w:t xml:space="preserve">/api/admin/sentry-smoke-test</w:t>
+      </w:r>
+      <w:r>
+        <w:t xml:space="preserve">. See</w:t>
+      </w:r>
+      <w:r>
+        <w:t xml:space="preserve"> </w:t>
+      </w:r>
+      <w:hyperlink r:id="rId12">
+        <w:r>
+          <w:rPr>
+            <w:rStyle w:val="Hyperlink"/>
+          </w:rPr>
+          <w:t xml:space="preserve">CLAUDE.md decision-log 2026-05-22</w:t>
+        </w:r>
+      </w:hyperlink>
+      <w:r>
+        <w:t xml:space="preserve"> </w:t>
+      </w:r>
+      <w:r>
+        <w:t xml:space="preserve">for full PR-to-row trail.</w:t>
+      </w:r>
+    </w:p>
+    <w:p>
+      <w:pPr>
+        <w:pStyle w:val="BodyText"/>
+      </w:pPr>
+      <w:r>
+        <w:rPr>
+          <w:b/>
+          <w:bCs/>
+        </w:rPr>
+        <w:t xml:space="preserve">Audit-trail note (2026-05-28 sub-audit):</w:t>
+      </w:r>
+      <w:r>
+        <w:t xml:space="preserve"> </w:t>
+      </w:r>
+      <w:r>
+        <w:t xml:space="preserve">Companion deep-audit at button + cross-doorway level —</w:t>
+      </w:r>
+      <w:r>
+        <w:t xml:space="preserve"> </w:t>
+      </w:r>
+      <w:hyperlink r:id="rId13">
+        <w:r>
+          <w:rPr>
+            <w:rStyle w:val="Hyperlink"/>
+          </w:rPr>
+          <w:t xml:space="preserve">System_Wiring_Map_2026-05-28.md</w:t>
+        </w:r>
+      </w:hyperlink>
+      <w:r>
+        <w:t xml:space="preserve">. Three parallel Explore agents walked all 62 surfaces (customer 19 + vendor 17 + admin 26) and tracked 152 interactive elements down to file:line + server action + state writes + downstream notifications.</w:t>
+      </w:r>
+      <w:r>
+        <w:t xml:space="preserve"> </w:t>
+      </w:r>
+      <w:r>
+        <w:rPr>
+          <w:b/>
+          <w:bCs/>
+        </w:rPr>
+        <w:t xml:space="preserve">Route-level headline numbers below stay accurate</w:t>
+      </w:r>
+      <w:r>
+        <w:t xml:space="preserve"> </w:t>
+      </w:r>
+      <w:r>
+        <w:t xml:space="preserve">— the 3 RED findings shipped pre-pilot don’t add/remove routes (they fix wiring inside existing surfaces: follow-gate UI consume on</w:t>
+      </w:r>
+      <w:r>
+        <w:t xml:space="preserve"> </w:t>
+      </w:r>
+      <w:r>
+        <w:rPr>
+          <w:rStyle w:val="VerbatimChar"/>
+        </w:rPr>
+        <w:t xml:space="preserve">/messages</w:t>
+      </w:r>
+      <w:r>
+        <w:t xml:space="preserve">, payment-instructions email in</w:t>
+      </w:r>
+      <w:r>
+        <w:t xml:space="preserve"> </w:t>
+      </w:r>
+      <w:r>
+        <w:rPr>
+          <w:rStyle w:val="VerbatimChar"/>
+        </w:rPr>
+        <w:t xml:space="preserve">createOrder</w:t>
+      </w:r>
+      <w:r>
+        <w:t xml:space="preserve">, 5 admin audit-log gaps in</w:t>
+      </w:r>
+      <w:r>
+        <w:t xml:space="preserve"> </w:t>
+      </w:r>
+      <w:r>
+        <w:rPr>
+          <w:rStyle w:val="VerbatimChar"/>
+        </w:rPr>
+        <w:t xml:space="preserve">/admin/users</w:t>
+      </w:r>
+      <w:r>
+        <w:t xml:space="preserve"> </w:t>
+      </w:r>
+      <w:r>
+        <w:t xml:space="preserve">+</w:t>
+      </w:r>
+      <w:r>
+        <w:t xml:space="preserve"> </w:t>
+      </w:r>
+      <w:r>
+        <w:rPr>
+          <w:rStyle w:val="VerbatimChar"/>
+        </w:rPr>
+        <w:t xml:space="preserve">/admin/reviews</w:t>
+      </w:r>
+      <w:r>
+        <w:t xml:space="preserve">). 10 ⚠️ orphans surfaced are all explicitly V1.x post-pilot scope per CLAUDE.md spec locks. False positives caught:</w:t>
+      </w:r>
+      <w:r>
+        <w:t xml:space="preserve"> </w:t>
+      </w:r>
+      <w:r>
+        <w:rPr>
+          <w:rStyle w:val="VerbatimChar"/>
+        </w:rPr>
+        <w:t xml:space="preserve">DOWNPAID_STATUSES</w:t>
+      </w:r>
+      <w:r>
+        <w:t xml:space="preserve"> </w:t>
+      </w:r>
+      <w:r>
+        <w:t xml:space="preserve">defined-but-missed by agent’s read window, 3 sub-route TILES entry-points correctly wired, shared chat composer covers both vendor + customer reply. See System Wiring Map § False-positive findings ruled out for the trail.</w:t>
+      </w:r>
+    </w:p>
+    <w:p>
       <w:r>
         <w:pict>
           <v:rect style="width:0;height:1.5pt" o:hralign="center" o:hrstd="t" o:hr="t"/>
         </w:pict>
       </w:r>
     </w:p>
-    <w:bookmarkStart w:id="12" w:name="how-to-read-this-doc"/>
+    <w:bookmarkStart w:id="14" w:name="how-to-read-this-doc"/>
     <w:p>
       <w:pPr>
         <w:pStyle w:val="Heading2"/>
@@ -553,8 +843,8 @@
         </w:pict>
       </w:r>
     </w:p>
-    <w:bookmarkEnd w:id="12"/>
-    <w:bookmarkStart w:id="18" w:name="headline-numbers"/>
+    <w:bookmarkEnd w:id="14"/>
+    <w:bookmarkStart w:id="19" w:name="headline-numbers"/>
     <w:p>
       <w:pPr>
         <w:pStyle w:val="Heading2"/>
@@ -680,6 +970,17 @@
               <w:pStyle w:val="Compact"/>
             </w:pPr>
             <w:r>
+              <w:t xml:space="preserve">13</w:t>
+            </w:r>
+          </w:p>
+        </w:tc>
+        <w:tc>
+          <w:tcPr/>
+          <w:p>
+            <w:pPr>
+              <w:pStyle w:val="Compact"/>
+            </w:pPr>
+            <w:r>
               <w:t xml:space="preserve">12</w:t>
             </w:r>
           </w:p>
@@ -691,17 +992,6 @@
               <w:pStyle w:val="Compact"/>
             </w:pPr>
             <w:r>
-              <w:t xml:space="preserve">12</w:t>
-            </w:r>
-          </w:p>
-        </w:tc>
-        <w:tc>
-          <w:tcPr/>
-          <w:p>
-            <w:pPr>
-              <w:pStyle w:val="Compact"/>
-            </w:pPr>
-            <w:r>
               <w:t xml:space="preserve">0</w:t>
             </w:r>
           </w:p>
@@ -735,7 +1025,7 @@
               <w:pStyle w:val="Compact"/>
             </w:pPr>
             <w:r>
-              <w:t xml:space="preserve">0</w:t>
+              <w:t xml:space="preserve">1</w:t>
             </w:r>
           </w:p>
         </w:tc>
@@ -1301,6 +1591,85 @@
               <w:pStyle w:val="Compact"/>
             </w:pPr>
             <w:r>
+              <w:t xml:space="preserve">Health + Ops API</w:t>
+            </w:r>
+          </w:p>
+        </w:tc>
+        <w:tc>
+          <w:tcPr/>
+          <w:p>
+            <w:pPr>
+              <w:pStyle w:val="Compact"/>
+            </w:pPr>
+            <w:r>
+              <w:t xml:space="preserve">3</w:t>
+            </w:r>
+          </w:p>
+        </w:tc>
+        <w:tc>
+          <w:tcPr/>
+          <w:p>
+            <w:pPr>
+              <w:pStyle w:val="Compact"/>
+            </w:pPr>
+            <w:r>
+              <w:t xml:space="preserve">3</w:t>
+            </w:r>
+          </w:p>
+        </w:tc>
+        <w:tc>
+          <w:tcPr/>
+          <w:p>
+            <w:pPr>
+              <w:pStyle w:val="Compact"/>
+            </w:pPr>
+            <w:r>
+              <w:t xml:space="preserve">0</w:t>
+            </w:r>
+          </w:p>
+        </w:tc>
+        <w:tc>
+          <w:tcPr/>
+          <w:p>
+            <w:pPr>
+              <w:pStyle w:val="Compact"/>
+            </w:pPr>
+            <w:r>
+              <w:t xml:space="preserve">0</w:t>
+            </w:r>
+          </w:p>
+        </w:tc>
+        <w:tc>
+          <w:tcPr/>
+          <w:p>
+            <w:pPr>
+              <w:pStyle w:val="Compact"/>
+            </w:pPr>
+            <w:r>
+              <w:t xml:space="preserve">0</w:t>
+            </w:r>
+          </w:p>
+        </w:tc>
+        <w:tc>
+          <w:tcPr/>
+          <w:p>
+            <w:pPr>
+              <w:pStyle w:val="Compact"/>
+            </w:pPr>
+            <w:r>
+              <w:t xml:space="preserve">0</w:t>
+            </w:r>
+          </w:p>
+        </w:tc>
+      </w:tr>
+      <w:tr>
+        <w:tc>
+          <w:tcPr/>
+          <w:p>
+            <w:pPr>
+              <w:pStyle w:val="Compact"/>
+            </w:pPr>
+            <w:r>
               <w:rPr>
                 <w:b/>
                 <w:bCs/>
@@ -1320,7 +1689,7 @@
                 <w:b/>
                 <w:bCs/>
               </w:rPr>
-              <w:t xml:space="preserve">99</w:t>
+              <w:t xml:space="preserve">103</w:t>
             </w:r>
           </w:p>
         </w:tc>
@@ -1335,7 +1704,7 @@
                 <w:b/>
                 <w:bCs/>
               </w:rPr>
-              <w:t xml:space="preserve">91</w:t>
+              <w:t xml:space="preserve">94</w:t>
             </w:r>
           </w:p>
         </w:tc>
@@ -1395,7 +1764,7 @@
                 <w:b/>
                 <w:bCs/>
               </w:rPr>
-              <w:t xml:space="preserve">0</w:t>
+              <w:t xml:space="preserve">1</w:t>
             </w:r>
           </w:p>
         </w:tc>
@@ -1420,13 +1789,13 @@
           <w:b/>
           <w:bCs/>
         </w:rPr>
-        <w:t xml:space="preserve">91 of 99 shipped routes are fully wired</w:t>
-      </w:r>
-      <w:r>
-        <w:t xml:space="preserve"> </w:t>
-      </w:r>
-      <w:r>
-        <w:t xml:space="preserve">(entry → action → outcome). The 8 remaining problem rows are</w:t>
+        <w:t xml:space="preserve">94 of 103 routes are fully wired</w:t>
+      </w:r>
+      <w:r>
+        <w:t xml:space="preserve"> </w:t>
+      </w:r>
+      <w:r>
+        <w:t xml:space="preserve">(entry → action → outcome). The 7 remaining ⚠️ rows are</w:t>
       </w:r>
       <w:r>
         <w:t xml:space="preserve"> </w:t>
@@ -1442,7 +1811,31 @@
         <w:t xml:space="preserve"> </w:t>
       </w:r>
       <w:r>
-        <w:t xml:space="preserve">(0005/0009/0011/0012/0017/0018) blocked on external owner action (Google Drive verified-app, YouTube verified-app, TikTok app review, Cloudflare Stream Live, supplier onboarding) — these are NOT engineering blockers. Plus 1 🟠 partial: panood/reviews has read surface live but write surface gated on paid-Panood traction by spec.</w:t>
+        <w:t xml:space="preserve">(0005/0009/0011/0012/0017/0018) blocked on external owner action (Google Drive verified-app, YouTube verified-app, TikTok app review, Cloudflare Stream Live, supplier onboarding) — these are NOT engineering blockers. Plus 1 🟠 partial (panood/reviews — read live, write gated on paid-Panood traction by spec) and 1 🚫 retired (</w:t>
+      </w:r>
+      <w:r>
+        <w:rPr>
+          <w:rStyle w:val="VerbatimChar"/>
+        </w:rPr>
+        <w:t xml:space="preserve">/vendors/compare</w:t>
+      </w:r>
+      <w:r>
+        <w:t xml:space="preserve"> </w:t>
+      </w:r>
+      <w:r>
+        <w:t xml:space="preserve">— 307 redirect via PR #274; reactivation deferred to V1.2 per</w:t>
+      </w:r>
+      <w:r>
+        <w:t xml:space="preserve"> </w:t>
+      </w:r>
+      <w:r>
+        <w:rPr>
+          <w:rStyle w:val="VerbatimChar"/>
+        </w:rPr>
+        <w:t xml:space="preserve">feedback_setnayan_vendor_compare_v1_2</w:t>
+      </w:r>
+      <w:r>
+        <w:t xml:space="preserve">).</w:t>
       </w:r>
     </w:p>
     <w:p>
@@ -1454,6 +1847,75 @@
           <w:b/>
           <w:bCs/>
         </w:rPr>
+        <w:t xml:space="preserve">Delta vs 2026-05-20:</w:t>
+      </w:r>
+      <w:r>
+        <w:t xml:space="preserve"> </w:t>
+      </w:r>
+      <w:r>
+        <w:t xml:space="preserve">99 → 103 routes (+4:</w:t>
+      </w:r>
+      <w:r>
+        <w:t xml:space="preserve"> </w:t>
+      </w:r>
+      <w:r>
+        <w:rPr>
+          <w:rStyle w:val="VerbatimChar"/>
+        </w:rPr>
+        <w:t xml:space="preserve">/api/health</w:t>
+      </w:r>
+      <w:r>
+        <w:t xml:space="preserve">,</w:t>
+      </w:r>
+      <w:r>
+        <w:t xml:space="preserve"> </w:t>
+      </w:r>
+      <w:r>
+        <w:rPr>
+          <w:rStyle w:val="VerbatimChar"/>
+        </w:rPr>
+        <w:t xml:space="preserve">/api/health/deep</w:t>
+      </w:r>
+      <w:r>
+        <w:t xml:space="preserve">,</w:t>
+      </w:r>
+      <w:r>
+        <w:t xml:space="preserve"> </w:t>
+      </w:r>
+      <w:r>
+        <w:rPr>
+          <w:rStyle w:val="VerbatimChar"/>
+        </w:rPr>
+        <w:t xml:space="preserve">/api/admin/sentry-smoke-test</w:t>
+      </w:r>
+      <w:r>
+        <w:t xml:space="preserve">,</w:t>
+      </w:r>
+      <w:r>
+        <w:t xml:space="preserve"> </w:t>
+      </w:r>
+      <w:r>
+        <w:rPr>
+          <w:rStyle w:val="VerbatimChar"/>
+        </w:rPr>
+        <w:t xml:space="preserve">/vendors/compare</w:t>
+      </w:r>
+      <w:r>
+        <w:t xml:space="preserve"> </w:t>
+      </w:r>
+      <w:r>
+        <w:t xml:space="preserve">row re-added as retired). ✅ wired 91 → 94 (+3 new API endpoints all ship live + functional). 🔴 no-entry stays at 0 (resolved orphans from 2026-05-20 audit remain resolved; today’s PRs added TILES + admin-nav entry-points for surfaces that previously had implicit-only entry).</w:t>
+      </w:r>
+    </w:p>
+    <w:p>
+      <w:pPr>
+        <w:pStyle w:val="BodyText"/>
+      </w:pPr>
+      <w:r>
+        <w:rPr>
+          <w:b/>
+          <w:bCs/>
+        </w:rPr>
         <w:t xml:space="preserve">Audit-trail note:</w:t>
       </w:r>
       <w:r>
@@ -1501,7 +1963,7 @@
       <w:r>
         <w:t xml:space="preserve"> </w:t>
       </w:r>
-      <w:hyperlink r:id="rId13">
+      <w:hyperlink r:id="rId15">
         <w:r>
           <w:rPr>
             <w:rStyle w:val="Hyperlink"/>
@@ -1518,7 +1980,7 @@
       <w:r>
         <w:t xml:space="preserve"> </w:t>
       </w:r>
-      <w:hyperlink r:id="rId14">
+      <w:hyperlink r:id="rId16">
         <w:r>
           <w:rPr>
             <w:rStyle w:val="Hyperlink"/>
@@ -1535,7 +1997,7 @@
       <w:r>
         <w:t xml:space="preserve"> </w:t>
       </w:r>
-      <w:hyperlink r:id="rId15">
+      <w:hyperlink r:id="rId17">
         <w:r>
           <w:rPr>
             <w:rStyle w:val="Hyperlink"/>
@@ -1600,7 +2062,7 @@
       <w:r>
         <w:t xml:space="preserve"> </w:t>
       </w:r>
-      <w:hyperlink r:id="rId16">
+      <w:hyperlink r:id="rId18">
         <w:r>
           <w:rPr>
             <w:rStyle w:val="Hyperlink"/>
@@ -1763,7 +2225,7 @@
       <w:r>
         <w:t xml:space="preserve"> </w:t>
       </w:r>
-      <w:hyperlink r:id="rId17">
+      <w:hyperlink r:id="rId12">
         <w:r>
           <w:rPr>
             <w:rStyle w:val="Hyperlink"/>
@@ -1785,8 +2247,8 @@
         </w:pict>
       </w:r>
     </w:p>
-    <w:bookmarkEnd w:id="18"/>
-    <w:bookmarkStart w:id="23" w:name="Xd8bcccd03be4d5da11bd61180543507afb6fc00"/>
+    <w:bookmarkEnd w:id="19"/>
+    <w:bookmarkStart w:id="30" w:name="Xd8bcccd03be4d5da11bd61180543507afb6fc00"/>
     <w:p>
       <w:pPr>
         <w:pStyle w:val="Heading2"/>
@@ -1795,7 +2257,301 @@
         <w:t xml:space="preserve">Top dead-end findings (drives the Phase 2 punch list)</w:t>
       </w:r>
     </w:p>
-    <w:bookmarkStart w:id="19" w:name="Xcf6f4bf159c766d049e2fa5734824afd1419675"/>
+    <w:bookmarkStart w:id="21" w:name="resolved-2026-05-22-vendorscompare-274"/>
+    <w:p>
+      <w:pPr>
+        <w:pStyle w:val="Heading3"/>
+      </w:pPr>
+      <w:r>
+        <w:t xml:space="preserve">✅ RESOLVED 2026-05-22 —</w:t>
+      </w:r>
+      <w:r>
+        <w:t xml:space="preserve"> </w:t>
+      </w:r>
+      <w:r>
+        <w:rPr>
+          <w:rStyle w:val="VerbatimChar"/>
+        </w:rPr>
+        <w:t xml:space="preserve">/vendors/compare</w:t>
+      </w:r>
+      <w:r>
+        <w:t xml:space="preserve"> </w:t>
+      </w:r>
+      <w:r>
+        <w:t xml:space="preserve">(</w:t>
+      </w:r>
+      <w:hyperlink r:id="rId20">
+        <w:r>
+          <w:rPr>
+            <w:rStyle w:val="Hyperlink"/>
+          </w:rPr>
+          <w:t xml:space="preserve">#274</w:t>
+        </w:r>
+      </w:hyperlink>
+      <w:r>
+        <w:t xml:space="preserve">)</w:t>
+      </w:r>
+    </w:p>
+    <w:p>
+      <w:pPr>
+        <w:pStyle w:val="FirstParagraph"/>
+      </w:pPr>
+      <w:r>
+        <w:t xml:space="preserve">V1.1 routing-rule enforcement:</w:t>
+      </w:r>
+      <w:r>
+        <w:t xml:space="preserve"> </w:t>
+      </w:r>
+      <w:r>
+        <w:rPr>
+          <w:rStyle w:val="VerbatimChar"/>
+        </w:rPr>
+        <w:t xml:space="preserve">/vendors/compare</w:t>
+      </w:r>
+      <w:r>
+        <w:t xml:space="preserve"> </w:t>
+      </w:r>
+      <w:r>
+        <w:t xml:space="preserve">now serves a</w:t>
+      </w:r>
+      <w:r>
+        <w:t xml:space="preserve"> </w:t>
+      </w:r>
+      <w:r>
+        <w:rPr>
+          <w:rStyle w:val="VerbatimChar"/>
+        </w:rPr>
+        <w:t xml:space="preserve">307</w:t>
+      </w:r>
+      <w:r>
+        <w:t xml:space="preserve"> </w:t>
+      </w:r>
+      <w:r>
+        <w:t xml:space="preserve">redirect to</w:t>
+      </w:r>
+      <w:r>
+        <w:t xml:space="preserve"> </w:t>
+      </w:r>
+      <w:r>
+        <w:rPr>
+          <w:rStyle w:val="VerbatimChar"/>
+        </w:rPr>
+        <w:t xml:space="preserve">/vendors?notice=compare_v1_2</w:t>
+      </w:r>
+      <w:r>
+        <w:t xml:space="preserve">. The notice toast tells the user the compare view is V1.2 scope and offers to add them to a notify-list. Reactivation gated on V1.2 spec lock per [[feedback_setnayan_vendor_compare_v1_2]]. Row preserved in the registry as 🚫 retired with reactivation note.</w:t>
+      </w:r>
+    </w:p>
+    <w:bookmarkEnd w:id="21"/>
+    <w:bookmarkStart w:id="23" w:name="Xef1e4400a6dee2485565e06df4e39b12298ffd0"/>
+    <w:p>
+      <w:pPr>
+        <w:pStyle w:val="Heading3"/>
+      </w:pPr>
+      <w:r>
+        <w:t xml:space="preserve">✅ RESOLVED 2026-05-22 —</w:t>
+      </w:r>
+      <w:r>
+        <w:t xml:space="preserve"> </w:t>
+      </w:r>
+      <w:r>
+        <w:rPr>
+          <w:rStyle w:val="VerbatimChar"/>
+        </w:rPr>
+        <w:t xml:space="preserve">/admin/settings/payment-methods</w:t>
+      </w:r>
+      <w:r>
+        <w:t xml:space="preserve"> </w:t>
+      </w:r>
+      <w:r>
+        <w:t xml:space="preserve">admin-nav entry (</w:t>
+      </w:r>
+      <w:hyperlink r:id="rId22">
+        <w:r>
+          <w:rPr>
+            <w:rStyle w:val="Hyperlink"/>
+          </w:rPr>
+          <w:t xml:space="preserve">#285</w:t>
+        </w:r>
+      </w:hyperlink>
+      <w:r>
+        <w:t xml:space="preserve">)</w:t>
+      </w:r>
+    </w:p>
+    <w:p>
+      <w:pPr>
+        <w:pStyle w:val="FirstParagraph"/>
+      </w:pPr>
+      <w:r>
+        <w:t xml:space="preserve">Previously reachable only via direct URL or</w:t>
+      </w:r>
+      <w:r>
+        <w:t xml:space="preserve"> </w:t>
+      </w:r>
+      <w:r>
+        <w:rPr>
+          <w:rStyle w:val="VerbatimChar"/>
+        </w:rPr>
+        <w:t xml:space="preserve">/admin/settings</w:t>
+      </w:r>
+      <w:r>
+        <w:t xml:space="preserve"> </w:t>
+      </w:r>
+      <w:r>
+        <w:t xml:space="preserve">deep-link. PR #285 adds the route to the admin top-nav under the</w:t>
+      </w:r>
+      <w:r>
+        <w:t xml:space="preserve"> </w:t>
+      </w:r>
+      <w:r>
+        <w:t xml:space="preserve">“Money”</w:t>
+      </w:r>
+      <w:r>
+        <w:t xml:space="preserve"> </w:t>
+      </w:r>
+      <w:r>
+        <w:t xml:space="preserve">group (alongside</w:t>
+      </w:r>
+      <w:r>
+        <w:t xml:space="preserve"> </w:t>
+      </w:r>
+      <w:r>
+        <w:rPr>
+          <w:rStyle w:val="VerbatimChar"/>
+        </w:rPr>
+        <w:t xml:space="preserve">/admin/payments</w:t>
+      </w:r>
+      <w:r>
+        <w:t xml:space="preserve">,</w:t>
+      </w:r>
+      <w:r>
+        <w:t xml:space="preserve"> </w:t>
+      </w:r>
+      <w:r>
+        <w:rPr>
+          <w:rStyle w:val="VerbatimChar"/>
+        </w:rPr>
+        <w:t xml:space="preserve">/admin/payouts</w:t>
+      </w:r>
+      <w:r>
+        <w:t xml:space="preserve">,</w:t>
+      </w:r>
+      <w:r>
+        <w:t xml:space="preserve"> </w:t>
+      </w:r>
+      <w:r>
+        <w:rPr>
+          <w:rStyle w:val="VerbatimChar"/>
+        </w:rPr>
+        <w:t xml:space="preserve">/admin/receipts</w:t>
+      </w:r>
+      <w:r>
+        <w:t xml:space="preserve">,</w:t>
+      </w:r>
+      <w:r>
+        <w:t xml:space="preserve"> </w:t>
+      </w:r>
+      <w:r>
+        <w:rPr>
+          <w:rStyle w:val="VerbatimChar"/>
+        </w:rPr>
+        <w:t xml:space="preserve">/admin/bir/2307</w:t>
+      </w:r>
+      <w:r>
+        <w:t xml:space="preserve">). The read-only V1 amber banner stays — admins now have explicit nav-level access to the rate config.</w:t>
+      </w:r>
+    </w:p>
+    <w:bookmarkEnd w:id="23"/>
+    <w:bookmarkStart w:id="25" w:name="X06c08d6687bfdbbd3a9ff39f6545cde13604ce2"/>
+    <w:p>
+      <w:pPr>
+        <w:pStyle w:val="Heading3"/>
+      </w:pPr>
+      <w:r>
+        <w:t xml:space="preserve">✅ RESOLVED 2026-05-22 —</w:t>
+      </w:r>
+      <w:r>
+        <w:t xml:space="preserve"> </w:t>
+      </w:r>
+      <w:r>
+        <w:rPr>
+          <w:rStyle w:val="VerbatimChar"/>
+        </w:rPr>
+        <w:t xml:space="preserve">/dashboard/[eventId]/schedule</w:t>
+      </w:r>
+      <w:r>
+        <w:t xml:space="preserve"> </w:t>
+      </w:r>
+      <w:r>
+        <w:t xml:space="preserve">+</w:t>
+      </w:r>
+      <w:r>
+        <w:t xml:space="preserve"> </w:t>
+      </w:r>
+      <w:r>
+        <w:rPr>
+          <w:rStyle w:val="VerbatimChar"/>
+        </w:rPr>
+        <w:t xml:space="preserve">/disputes</w:t>
+      </w:r>
+      <w:r>
+        <w:t xml:space="preserve"> </w:t>
+      </w:r>
+      <w:r>
+        <w:t xml:space="preserve">TILES entry (</w:t>
+      </w:r>
+      <w:hyperlink r:id="rId24">
+        <w:r>
+          <w:rPr>
+            <w:rStyle w:val="Hyperlink"/>
+          </w:rPr>
+          <w:t xml:space="preserve">#287</w:t>
+        </w:r>
+      </w:hyperlink>
+      <w:r>
+        <w:t xml:space="preserve">)</w:t>
+      </w:r>
+    </w:p>
+    <w:p>
+      <w:pPr>
+        <w:pStyle w:val="FirstParagraph"/>
+      </w:pPr>
+      <w:r>
+        <w:t xml:space="preserve">Both routes shipped without TILES grid entries. PR #287 adds</w:t>
+      </w:r>
+      <w:r>
+        <w:t xml:space="preserve"> </w:t>
+      </w:r>
+      <w:r>
+        <w:rPr>
+          <w:rStyle w:val="VerbatimChar"/>
+        </w:rPr>
+        <w:t xml:space="preserve">schedule</w:t>
+      </w:r>
+      <w:r>
+        <w:t xml:space="preserve"> </w:t>
+      </w:r>
+      <w:r>
+        <w:t xml:space="preserve">tile (Clock icon, between Vendors and Budget) and</w:t>
+      </w:r>
+      <w:r>
+        <w:t xml:space="preserve"> </w:t>
+      </w:r>
+      <w:r>
+        <w:rPr>
+          <w:rStyle w:val="VerbatimChar"/>
+        </w:rPr>
+        <w:t xml:space="preserve">disputes</w:t>
+      </w:r>
+      <w:r>
+        <w:t xml:space="preserve"> </w:t>
+      </w:r>
+      <w:r>
+        <w:t xml:space="preserve">tile (AlertTriangle icon, conditional render — only shows if event has open force-majeure flags OR active disputes). Schedule tile also wired into the day-of card on event home for T-1d → T+1d window.</w:t>
+      </w:r>
+    </w:p>
+    <w:bookmarkEnd w:id="25"/>
+    <w:bookmarkStart w:id="26" w:name="Xcf6f4bf159c766d049e2fa5734824afd1419675"/>
     <w:p>
       <w:pPr>
         <w:pStyle w:val="Heading3"/>
@@ -1868,7 +2624,7 @@
       <w:r>
         <w:t xml:space="preserve"> </w:t>
       </w:r>
-      <w:hyperlink r:id="rId13">
+      <w:hyperlink r:id="rId15">
         <w:r>
           <w:rPr>
             <w:rStyle w:val="Hyperlink"/>
@@ -1906,7 +2662,7 @@
       <w:r>
         <w:t xml:space="preserve"> </w:t>
       </w:r>
-      <w:hyperlink r:id="rId14">
+      <w:hyperlink r:id="rId16">
         <w:r>
           <w:rPr>
             <w:rStyle w:val="Hyperlink"/>
@@ -1932,7 +2688,7 @@
       <w:r>
         <w:t xml:space="preserve"> </w:t>
       </w:r>
-      <w:hyperlink r:id="rId15">
+      <w:hyperlink r:id="rId17">
         <w:r>
           <w:rPr>
             <w:rStyle w:val="Hyperlink"/>
@@ -2036,8 +2792,8 @@
         <w:t xml:space="preserve">row 0000 paragraph about chrome drift is stale and flagged for strike-through on the next full status-anchor refresh.</w:t>
       </w:r>
     </w:p>
-    <w:bookmarkEnd w:id="19"/>
-    <w:bookmarkStart w:id="20" w:name="Xf97325a2b7444bd539b380104dc56a29a6739ec"/>
+    <w:bookmarkEnd w:id="26"/>
+    <w:bookmarkStart w:id="27" w:name="Xf97325a2b7444bd539b380104dc56a29a6739ec"/>
     <w:p>
       <w:pPr>
         <w:pStyle w:val="Heading3"/>
@@ -2060,7 +2816,7 @@
       <w:r>
         <w:t xml:space="preserve">orphan (</w:t>
       </w:r>
-      <w:hyperlink r:id="rId16">
+      <w:hyperlink r:id="rId18">
         <w:r>
           <w:rPr>
             <w:rStyle w:val="Hyperlink"/>
@@ -2110,8 +2866,8 @@
         <w:t xml:space="preserve">label EN + TL, position 4 between Vendors and Budget). Merged 2026-05-20, deployed to production same day. Verified live on www.setnayan.com.</w:t>
       </w:r>
     </w:p>
-    <w:bookmarkEnd w:id="20"/>
-    <w:bookmarkStart w:id="21" w:name="X3bdd2b7334802635da8e6c1ee871fc3fdce9937"/>
+    <w:bookmarkEnd w:id="27"/>
+    <w:bookmarkStart w:id="28" w:name="X3bdd2b7334802635da8e6c1ee871fc3fdce9937"/>
     <w:p>
       <w:pPr>
         <w:pStyle w:val="Heading3"/>
@@ -2610,8 +3366,8 @@
         </w:tc>
       </w:tr>
     </w:tbl>
-    <w:bookmarkEnd w:id="21"/>
-    <w:bookmarkStart w:id="22" w:name="X15ded33f85f1cdaa943d2dc24dafde2f742c3d7"/>
+    <w:bookmarkEnd w:id="28"/>
+    <w:bookmarkStart w:id="29" w:name="X15ded33f85f1cdaa943d2dc24dafde2f742c3d7"/>
     <w:p>
       <w:pPr>
         <w:pStyle w:val="Heading3"/>
@@ -2803,9 +3559,9 @@
         </w:pict>
       </w:r>
     </w:p>
-    <w:bookmarkEnd w:id="22"/>
-    <w:bookmarkEnd w:id="23"/>
-    <w:bookmarkStart w:id="38" w:name="per-route-registry"/>
+    <w:bookmarkEnd w:id="29"/>
+    <w:bookmarkEnd w:id="30"/>
+    <w:bookmarkStart w:id="55" w:name="per-route-registry"/>
     <w:p>
       <w:pPr>
         <w:pStyle w:val="Heading2"/>
@@ -2814,7 +3570,7 @@
         <w:t xml:space="preserve">Per-route registry</w:t>
       </w:r>
     </w:p>
-    <w:bookmarkStart w:id="25" w:name="marketing-public-12"/>
+    <w:bookmarkStart w:id="37" w:name="marketing-public-12"/>
     <w:p>
       <w:pPr>
         <w:pStyle w:val="Heading3"/>
@@ -3123,7 +3879,21 @@
               <w:pStyle w:val="Compact"/>
             </w:pPr>
             <w:r>
-              <w:t xml:space="preserve">Feature catalog deep-dive for couples</w:t>
+              <w:t xml:space="preserve">Feature catalog deep-dive for couples (Patiktok + Pakanta cards added</w:t>
+            </w:r>
+            <w:r>
+              <w:t xml:space="preserve"> </w:t>
+            </w:r>
+            <w:hyperlink r:id="rId31">
+              <w:r>
+                <w:rPr>
+                  <w:rStyle w:val="Hyperlink"/>
+                </w:rPr>
+                <w:t xml:space="preserve">#281</w:t>
+              </w:r>
+            </w:hyperlink>
+            <w:r>
+              <w:t xml:space="preserve">)</w:t>
             </w:r>
           </w:p>
         </w:tc>
@@ -3605,7 +4375,21 @@
               <w:pStyle w:val="Compact"/>
             </w:pPr>
             <w:r>
-              <w:t xml:space="preserve">Couple-side pricing: Concierge + add-ons</w:t>
+              <w:t xml:space="preserve">Couple-side pricing: Concierge + add-ons (5% Setnayan Pay worked example + actor-terminology copy refresh</w:t>
+            </w:r>
+            <w:r>
+              <w:t xml:space="preserve"> </w:t>
+            </w:r>
+            <w:hyperlink r:id="rId32">
+              <w:r>
+                <w:rPr>
+                  <w:rStyle w:val="Hyperlink"/>
+                </w:rPr>
+                <w:t xml:space="preserve">#282</w:t>
+              </w:r>
+            </w:hyperlink>
+            <w:r>
+              <w:t xml:space="preserve">)</w:t>
             </w:r>
           </w:p>
         </w:tc>
@@ -3727,8 +4511,19 @@
               <w:pStyle w:val="Compact"/>
             </w:pPr>
             <w:r>
-              <w:t xml:space="preserve">Privacy policy (RA 10173 draft)</w:t>
-            </w:r>
+              <w:t xml:space="preserve">Privacy policy (RA 10173) — expanded coverage of subprocessors + retention windows + RA 8792 audit trail</w:t>
+            </w:r>
+            <w:r>
+              <w:t xml:space="preserve"> </w:t>
+            </w:r>
+            <w:hyperlink r:id="rId33">
+              <w:r>
+                <w:rPr>
+                  <w:rStyle w:val="Hyperlink"/>
+                </w:rPr>
+                <w:t xml:space="preserve">#273</w:t>
+              </w:r>
+            </w:hyperlink>
           </w:p>
         </w:tc>
         <w:tc>
@@ -4290,7 +5085,7 @@
             <w:r>
               <w:t xml:space="preserve"> </w:t>
             </w:r>
-            <w:hyperlink r:id="rId24">
+            <w:hyperlink r:id="rId34">
               <w:r>
                 <w:rPr>
                   <w:rStyle w:val="Hyperlink"/>
@@ -4459,7 +5254,21 @@
               <w:pStyle w:val="Compact"/>
             </w:pPr>
             <w:r>
-              <w:t xml:space="preserve">Canonical vendor profile + reviews</w:t>
+              <w:t xml:space="preserve">Canonical vendor profile + reviews (schema.org Pro 4999 markup</w:t>
+            </w:r>
+            <w:r>
+              <w:t xml:space="preserve"> </w:t>
+            </w:r>
+            <w:hyperlink r:id="rId35">
+              <w:r>
+                <w:rPr>
+                  <w:rStyle w:val="Hyperlink"/>
+                </w:rPr>
+                <w:t xml:space="preserve">#278</w:t>
+              </w:r>
+            </w:hyperlink>
+            <w:r>
+              <w:t xml:space="preserve">)</w:t>
             </w:r>
           </w:p>
         </w:tc>
@@ -4482,8 +5291,19 @@
               <w:t xml:space="preserve"> </w:t>
             </w:r>
             <w:r>
-              <w:t xml:space="preserve">· search results</w:t>
-            </w:r>
+              <w:t xml:space="preserve">· search results · sitemap</w:t>
+            </w:r>
+            <w:r>
+              <w:t xml:space="preserve"> </w:t>
+            </w:r>
+            <w:hyperlink r:id="rId36">
+              <w:r>
+                <w:rPr>
+                  <w:rStyle w:val="Hyperlink"/>
+                </w:rPr>
+                <w:t xml:space="preserve">#279</w:t>
+              </w:r>
+            </w:hyperlink>
           </w:p>
         </w:tc>
         <w:tc>
@@ -4578,13 +5398,161 @@
             </w:pPr>
             <w:r>
               <w:t xml:space="preserve">✅</w:t>
+            </w:r>
+          </w:p>
+        </w:tc>
+      </w:tr>
+      <w:tr>
+        <w:tc>
+          <w:tcPr/>
+          <w:p>
+            <w:pPr>
+              <w:pStyle w:val="Compact"/>
+            </w:pPr>
+            <w:r>
+              <w:rPr>
+                <w:rStyle w:val="VerbatimChar"/>
+              </w:rPr>
+              <w:t xml:space="preserve">/vendors/compare</w:t>
+            </w:r>
+          </w:p>
+        </w:tc>
+        <w:tc>
+          <w:tcPr/>
+          <w:p>
+            <w:pPr>
+              <w:pStyle w:val="Compact"/>
+            </w:pPr>
+            <w:r>
+              <w:t xml:space="preserve">0006</w:t>
+            </w:r>
+          </w:p>
+        </w:tc>
+        <w:tc>
+          <w:tcPr/>
+          <w:p>
+            <w:pPr>
+              <w:pStyle w:val="Compact"/>
+            </w:pPr>
+            <w:r>
+              <w:t xml:space="preserve">public</w:t>
+            </w:r>
+          </w:p>
+        </w:tc>
+        <w:tc>
+          <w:tcPr/>
+          <w:p>
+            <w:pPr>
+              <w:pStyle w:val="Compact"/>
+            </w:pPr>
+            <w:r>
+              <w:t xml:space="preserve">(RETIRED V1.1 → V1.2) Multi-vendor compare view</w:t>
+            </w:r>
+          </w:p>
+        </w:tc>
+        <w:tc>
+          <w:tcPr/>
+          <w:p>
+            <w:pPr>
+              <w:pStyle w:val="Compact"/>
+            </w:pPr>
+            <w:r>
+              <w:rPr>
+                <w:rStyle w:val="VerbatimChar"/>
+              </w:rPr>
+              <w:t xml:space="preserve">/vendors</w:t>
+            </w:r>
+            <w:r>
+              <w:t xml:space="preserve"> </w:t>
+            </w:r>
+            <w:r>
+              <w:t xml:space="preserve">list links (legacy, now redirected)</w:t>
+            </w:r>
+          </w:p>
+        </w:tc>
+        <w:tc>
+          <w:tcPr/>
+          <w:p>
+            <w:pPr>
+              <w:pStyle w:val="Compact"/>
+            </w:pPr>
+            <w:r>
+              <w:t xml:space="preserve">(none — 307 redirect to</w:t>
+            </w:r>
+            <w:r>
+              <w:t xml:space="preserve"> </w:t>
+            </w:r>
+            <w:r>
+              <w:rPr>
+                <w:rStyle w:val="VerbatimChar"/>
+              </w:rPr>
+              <w:t xml:space="preserve">/vendors?notice=compare_v1_2</w:t>
+            </w:r>
+            <w:r>
+              <w:t xml:space="preserve">)</w:t>
+            </w:r>
+            <w:r>
+              <w:t xml:space="preserve"> </w:t>
+            </w:r>
+            <w:hyperlink r:id="rId20">
+              <w:r>
+                <w:rPr>
+                  <w:rStyle w:val="Hyperlink"/>
+                </w:rPr>
+                <w:t xml:space="preserve">#274</w:t>
+              </w:r>
+            </w:hyperlink>
+          </w:p>
+        </w:tc>
+        <w:tc>
+          <w:tcPr/>
+          <w:p>
+            <w:pPr>
+              <w:pStyle w:val="Compact"/>
+            </w:pPr>
+            <w:r>
+              <w:t xml:space="preserve">none</w:t>
+            </w:r>
+          </w:p>
+        </w:tc>
+        <w:tc>
+          <w:tcPr/>
+          <w:p>
+            <w:pPr>
+              <w:pStyle w:val="Compact"/>
+            </w:pPr>
+            <w:r>
+              <w:t xml:space="preserve">Redirect surfaces a notice toast with V1.2 notify CTA</w:t>
+            </w:r>
+          </w:p>
+        </w:tc>
+        <w:tc>
+          <w:tcPr/>
+          <w:p>
+            <w:pPr>
+              <w:pStyle w:val="Compact"/>
+            </w:pPr>
+            <w:r>
+              <w:t xml:space="preserve">🚫 retired (V1.2 reactivation per</w:t>
+            </w:r>
+            <w:r>
+              <w:t xml:space="preserve"> </w:t>
+            </w:r>
+            <w:r>
+              <w:rPr>
+                <w:rStyle w:val="VerbatimChar"/>
+              </w:rPr>
+              <w:t xml:space="preserve">feedback_setnayan_vendor_compare_v1_2</w:t>
+            </w:r>
+            <w:r>
+              <w:t xml:space="preserve">)</w:t>
             </w:r>
           </w:p>
         </w:tc>
       </w:tr>
     </w:tbl>
-    <w:bookmarkEnd w:id="25"/>
-    <w:bookmarkStart w:id="26" w:name="auth-guest-vendor-claim-10"/>
+    <w:bookmarkEnd w:id="37"/>
+    <w:bookmarkStart w:id="39" w:name="auth-guest-vendor-claim-10"/>
     <w:p>
       <w:pPr>
         <w:pStyle w:val="Heading3"/>
@@ -5045,18 +6013,46 @@
               <w:pStyle w:val="Compact"/>
             </w:pPr>
             <w:r>
-              <w:t xml:space="preserve">Public wedding QR landing + RSVP</w:t>
-            </w:r>
-          </w:p>
-        </w:tc>
-        <w:tc>
-          <w:tcPr/>
-          <w:p>
-            <w:pPr>
-              <w:pStyle w:val="Compact"/>
-            </w:pPr>
-            <w:r>
-              <w:t xml:space="preserve">QR code (buildInvitationUrl) · emailed invites</w:t>
+              <w:t xml:space="preserve">Public wedding QR landing + RSVP (ISR + GuestPreload + DayOfBanner + day-of-mode wiring</w:t>
+            </w:r>
+            <w:r>
+              <w:t xml:space="preserve"> </w:t>
+            </w:r>
+            <w:hyperlink r:id="rId38">
+              <w:r>
+                <w:rPr>
+                  <w:rStyle w:val="Hyperlink"/>
+                </w:rPr>
+                <w:t xml:space="preserve">#284</w:t>
+              </w:r>
+            </w:hyperlink>
+            <w:r>
+              <w:t xml:space="preserve">; sitemap</w:t>
+            </w:r>
+            <w:r>
+              <w:t xml:space="preserve"> </w:t>
+            </w:r>
+            <w:hyperlink r:id="rId36">
+              <w:r>
+                <w:rPr>
+                  <w:rStyle w:val="Hyperlink"/>
+                </w:rPr>
+                <w:t xml:space="preserve">#279</w:t>
+              </w:r>
+            </w:hyperlink>
+            <w:r>
+              <w:t xml:space="preserve">)</w:t>
+            </w:r>
+          </w:p>
+        </w:tc>
+        <w:tc>
+          <w:tcPr/>
+          <w:p>
+            <w:pPr>
+              <w:pStyle w:val="Compact"/>
+            </w:pPr>
+            <w:r>
+              <w:t xml:space="preserve">QR code (buildInvitationUrl) · emailed invites · sitemap (post-publish)</w:t>
             </w:r>
           </w:p>
         </w:tc>
@@ -5085,7 +6081,7 @@
               <w:t xml:space="preserve"> </w:t>
             </w:r>
             <w:r>
-              <w:t xml:space="preserve">→ clear session</w:t>
+              <w:t xml:space="preserve">→ clear session · day-of-mode (T-1h → T+8h) auto-activates 6-card live grid per 0031</w:t>
             </w:r>
           </w:p>
         </w:tc>
@@ -5116,7 +6112,7 @@
               <w:pStyle w:val="Compact"/>
             </w:pPr>
             <w:r>
-              <w:t xml:space="preserve">Redirect to /[slug]/welcome for unconfirmed +1s; else stay + revalidate</w:t>
+              <w:t xml:space="preserve">Redirect to /[slug]/welcome for unconfirmed +1s; else stay + revalidate; day-of-mode swaps live cards</w:t>
             </w:r>
           </w:p>
         </w:tc>
@@ -6041,8 +7037,8 @@
         </w:tc>
       </w:tr>
     </w:tbl>
-    <w:bookmarkEnd w:id="26"/>
-    <w:bookmarkStart w:id="27" w:name="couple-dashboard-core-10"/>
+    <w:bookmarkEnd w:id="39"/>
+    <w:bookmarkStart w:id="40" w:name="couple-dashboard-core-10"/>
     <w:p>
       <w:pPr>
         <w:pStyle w:val="Heading3"/>
@@ -7357,7 +8353,39 @@
               <w:pStyle w:val="Compact"/>
             </w:pPr>
             <w:r>
-              <w:t xml:space="preserve">Event home schedule tile (?)</w:t>
+              <w:t xml:space="preserve">TILES</w:t>
+            </w:r>
+            <w:r>
+              <w:t xml:space="preserve"> </w:t>
+            </w:r>
+            <w:r>
+              <w:rPr>
+                <w:rStyle w:val="VerbatimChar"/>
+              </w:rPr>
+              <w:t xml:space="preserve">schedule</w:t>
+            </w:r>
+            <w:r>
+              <w:t xml:space="preserve"> </w:t>
+            </w:r>
+            <w:r>
+              <w:t xml:space="preserve">tile (Clock icon, between Vendors and Budget) added</w:t>
+            </w:r>
+            <w:r>
+              <w:t xml:space="preserve"> </w:t>
+            </w:r>
+            <w:hyperlink r:id="rId24">
+              <w:r>
+                <w:rPr>
+                  <w:rStyle w:val="Hyperlink"/>
+                </w:rPr>
+                <w:t xml:space="preserve">#287</w:t>
+              </w:r>
+            </w:hyperlink>
+            <w:r>
+              <w:t xml:space="preserve"> </w:t>
+            </w:r>
+            <w:r>
+              <w:t xml:space="preserve">· also reachable from day-of card on event home (T-1d → T+1d window)</w:t>
             </w:r>
           </w:p>
         </w:tc>
@@ -7500,7 +8528,54 @@
               <w:pStyle w:val="Compact"/>
             </w:pPr>
             <w:r>
-              <w:t xml:space="preserve">Couple</w:t>
+              <w:t xml:space="preserve">TILES</w:t>
+            </w:r>
+            <w:r>
+              <w:t xml:space="preserve"> </w:t>
+            </w:r>
+            <w:r>
+              <w:rPr>
+                <w:rStyle w:val="VerbatimChar"/>
+              </w:rPr>
+              <w:t xml:space="preserve">disputes</w:t>
+            </w:r>
+            <w:r>
+              <w:t xml:space="preserve"> </w:t>
+            </w:r>
+            <w:r>
+              <w:t xml:space="preserve">tile (AlertTriangle icon, conditional render — only renders if event has open force-majeure flags OR active disputes) added</w:t>
+            </w:r>
+            <w:r>
+              <w:t xml:space="preserve"> </w:t>
+            </w:r>
+            <w:hyperlink r:id="rId24">
+              <w:r>
+                <w:rPr>
+                  <w:rStyle w:val="Hyperlink"/>
+                </w:rPr>
+                <w:t xml:space="preserve">#287</w:t>
+              </w:r>
+            </w:hyperlink>
+            <w:r>
+              <w:t xml:space="preserve"> </w:t>
+            </w:r>
+            <w:r>
+              <w:t xml:space="preserve">· admin force-majeure inbound from</w:t>
+            </w:r>
+            <w:r>
+              <w:t xml:space="preserve"> </w:t>
+            </w:r>
+            <w:r>
+              <w:rPr>
+                <w:rStyle w:val="VerbatimChar"/>
+              </w:rPr>
+              <w:t xml:space="preserve">/admin/force-majeure/[flagId]</w:t>
+            </w:r>
+            <w:r>
+              <w:t xml:space="preserve"> </w:t>
+            </w:r>
+            <w:r>
+              <w:t xml:space="preserve">mediator actions · couple</w:t>
             </w:r>
             <w:r>
               <w:t xml:space="preserve"> </w:t>
@@ -7512,7 +8587,7 @@
               <w:t xml:space="preserve"> </w:t>
             </w:r>
             <w:r>
-              <w:t xml:space="preserve">CTA (PR #22 placeholder)</w:t>
+              <w:t xml:space="preserve">CTA</w:t>
             </w:r>
           </w:p>
         </w:tc>
@@ -7577,8 +8652,8 @@
         </w:tc>
       </w:tr>
     </w:tbl>
-    <w:bookmarkEnd w:id="27"/>
-    <w:bookmarkStart w:id="31" w:name="couple-add-ons-14"/>
+    <w:bookmarkEnd w:id="40"/>
+    <w:bookmarkStart w:id="44" w:name="couple-add-ons-14"/>
     <w:p>
       <w:pPr>
         <w:pStyle w:val="Heading3"/>
@@ -9225,7 +10300,7 @@
             <w:r>
               <w:t xml:space="preserve"> </w:t>
             </w:r>
-            <w:hyperlink r:id="rId28">
+            <w:hyperlink r:id="rId41">
               <w:r>
                 <w:rPr>
                   <w:rStyle w:val="Hyperlink"/>
@@ -9286,7 +10361,7 @@
             <w:r>
               <w:t xml:space="preserve"> </w:t>
             </w:r>
-            <w:hyperlink r:id="rId29">
+            <w:hyperlink r:id="rId42">
               <w:r>
                 <w:rPr>
                   <w:rStyle w:val="Hyperlink"/>
@@ -9315,7 +10390,7 @@
             <w:r>
               <w:t xml:space="preserve"> </w:t>
             </w:r>
-            <w:hyperlink r:id="rId30">
+            <w:hyperlink r:id="rId43">
               <w:r>
                 <w:rPr>
                   <w:rStyle w:val="Hyperlink"/>
@@ -9673,8 +10748,8 @@
         </w:tc>
       </w:tr>
     </w:tbl>
-    <w:bookmarkEnd w:id="31"/>
-    <w:bookmarkStart w:id="33" w:name="couple-primary-objects-18"/>
+    <w:bookmarkEnd w:id="44"/>
+    <w:bookmarkStart w:id="46" w:name="couple-primary-objects-18"/>
     <w:p>
       <w:pPr>
         <w:pStyle w:val="Heading3"/>
@@ -10032,7 +11107,7 @@
             <w:r>
               <w:t xml:space="preserve"> </w:t>
             </w:r>
-            <w:hyperlink r:id="rId16">
+            <w:hyperlink r:id="rId18">
               <w:r>
                 <w:rPr>
                   <w:rStyle w:val="Hyperlink"/>
@@ -10083,7 +11158,7 @@
             <w:r>
               <w:t xml:space="preserve"> </w:t>
             </w:r>
-            <w:hyperlink r:id="rId32">
+            <w:hyperlink r:id="rId45">
               <w:r>
                 <w:rPr>
                   <w:rStyle w:val="Hyperlink"/>
@@ -12444,8 +13519,8 @@
         </w:tc>
       </w:tr>
     </w:tbl>
-    <w:bookmarkEnd w:id="33"/>
-    <w:bookmarkStart w:id="35" w:name="vendor-dashboard-15"/>
+    <w:bookmarkEnd w:id="46"/>
+    <w:bookmarkStart w:id="48" w:name="vendor-dashboard-15"/>
     <w:p>
       <w:pPr>
         <w:pStyle w:val="Heading3"/>
@@ -12677,7 +13752,7 @@
             <w:r>
               <w:t xml:space="preserve"> </w:t>
             </w:r>
-            <w:hyperlink r:id="rId34">
+            <w:hyperlink r:id="rId47">
               <w:r>
                 <w:rPr>
                   <w:rStyle w:val="Hyperlink"/>
@@ -14565,8 +15640,8 @@
         </w:tc>
       </w:tr>
     </w:tbl>
-    <w:bookmarkEnd w:id="35"/>
-    <w:bookmarkStart w:id="36" w:name="admin-console-19"/>
+    <w:bookmarkEnd w:id="48"/>
+    <w:bookmarkStart w:id="50" w:name="admin-console-19"/>
     <w:p>
       <w:pPr>
         <w:pStyle w:val="Heading3"/>
@@ -16706,7 +17781,7 @@
               <w:pStyle w:val="Compact"/>
             </w:pPr>
             <w:r>
-              <w:t xml:space="preserve">0023</w:t>
+              <w:t xml:space="preserve">0023 + 0035</w:t>
             </w:r>
           </w:p>
         </w:tc>
@@ -16728,7 +17803,21 @@
               <w:pStyle w:val="Compact"/>
             </w:pPr>
             <w:r>
-              <w:t xml:space="preserve">Admin platform settings</w:t>
+              <w:t xml:space="preserve">Admin platform settings (Sentry smoke-test button added</w:t>
+            </w:r>
+            <w:r>
+              <w:t xml:space="preserve"> </w:t>
+            </w:r>
+            <w:hyperlink r:id="rId49">
+              <w:r>
+                <w:rPr>
+                  <w:rStyle w:val="Hyperlink"/>
+                </w:rPr>
+                <w:t xml:space="preserve">#280</w:t>
+              </w:r>
+            </w:hyperlink>
+            <w:r>
+              <w:t xml:space="preserve">)</w:t>
             </w:r>
           </w:p>
         </w:tc>
@@ -16768,7 +17857,19 @@
               <w:t xml:space="preserve"> </w:t>
             </w:r>
             <w:r>
-              <w:t xml:space="preserve">→ action</w:t>
+              <w:t xml:space="preserve">→ action ·</w:t>
+            </w:r>
+            <w:r>
+              <w:t xml:space="preserve"> </w:t>
+            </w:r>
+            <w:r>
+              <w:t xml:space="preserve">“Trigger Sentry smoke test”</w:t>
+            </w:r>
+            <w:r>
+              <w:t xml:space="preserve"> </w:t>
+            </w:r>
+            <w:r>
+              <w:t xml:space="preserve">→ POST /api/admin/sentry-smoke-test</w:t>
             </w:r>
           </w:p>
         </w:tc>
@@ -16793,7 +17894,7 @@
               <w:pStyle w:val="Compact"/>
             </w:pPr>
             <w:r>
-              <w:t xml:space="preserve">?saved / ?error / ?qr_uploaded</w:t>
+              <w:t xml:space="preserve">?saved / ?error / ?qr_uploaded / smoke-test toast (success or error)</w:t>
             </w:r>
           </w:p>
         </w:tc>
@@ -16864,7 +17965,84 @@
               <w:pStyle w:val="Compact"/>
             </w:pPr>
             <w:r>
-              <w:t xml:space="preserve">Admin nav header (nested under /admin/settings)</w:t>
+              <w:t xml:space="preserve">Admin top-nav</w:t>
+            </w:r>
+            <w:r>
+              <w:t xml:space="preserve"> </w:t>
+            </w:r>
+            <w:r>
+              <w:t xml:space="preserve">“Money”</w:t>
+            </w:r>
+            <w:r>
+              <w:t xml:space="preserve"> </w:t>
+            </w:r>
+            <w:r>
+              <w:t xml:space="preserve">group (alongside</w:t>
+            </w:r>
+            <w:r>
+              <w:t xml:space="preserve"> </w:t>
+            </w:r>
+            <w:r>
+              <w:rPr>
+                <w:rStyle w:val="VerbatimChar"/>
+              </w:rPr>
+              <w:t xml:space="preserve">/admin/payments</w:t>
+            </w:r>
+            <w:r>
+              <w:t xml:space="preserve">,</w:t>
+            </w:r>
+            <w:r>
+              <w:t xml:space="preserve"> </w:t>
+            </w:r>
+            <w:r>
+              <w:rPr>
+                <w:rStyle w:val="VerbatimChar"/>
+              </w:rPr>
+              <w:t xml:space="preserve">/admin/payouts</w:t>
+            </w:r>
+            <w:r>
+              <w:t xml:space="preserve">,</w:t>
+            </w:r>
+            <w:r>
+              <w:t xml:space="preserve"> </w:t>
+            </w:r>
+            <w:r>
+              <w:rPr>
+                <w:rStyle w:val="VerbatimChar"/>
+              </w:rPr>
+              <w:t xml:space="preserve">/admin/receipts</w:t>
+            </w:r>
+            <w:r>
+              <w:t xml:space="preserve">,</w:t>
+            </w:r>
+            <w:r>
+              <w:t xml:space="preserve"> </w:t>
+            </w:r>
+            <w:r>
+              <w:rPr>
+                <w:rStyle w:val="VerbatimChar"/>
+              </w:rPr>
+              <w:t xml:space="preserve">/admin/bir/2307</w:t>
+            </w:r>
+            <w:r>
+              <w:t xml:space="preserve">) added</w:t>
+            </w:r>
+            <w:r>
+              <w:t xml:space="preserve"> </w:t>
+            </w:r>
+            <w:hyperlink r:id="rId22">
+              <w:r>
+                <w:rPr>
+                  <w:rStyle w:val="Hyperlink"/>
+                </w:rPr>
+                <w:t xml:space="preserve">#285</w:t>
+              </w:r>
+            </w:hyperlink>
+            <w:r>
+              <w:t xml:space="preserve"> </w:t>
+            </w:r>
+            <w:r>
+              <w:t xml:space="preserve">· also nested under /admin/settings</w:t>
             </w:r>
           </w:p>
         </w:tc>
@@ -16923,8 +18101,8 @@
         </w:tc>
       </w:tr>
     </w:tbl>
-    <w:bookmarkEnd w:id="36"/>
-    <w:bookmarkStart w:id="37" w:name="public-api-docs-1"/>
+    <w:bookmarkEnd w:id="50"/>
+    <w:bookmarkStart w:id="51" w:name="public-api-docs-1"/>
     <w:p>
       <w:pPr>
         <w:pStyle w:val="Heading3"/>
@@ -17160,6 +18338,564 @@
         </w:tc>
       </w:tr>
     </w:tbl>
+    <w:bookmarkEnd w:id="51"/>
+    <w:bookmarkStart w:id="54" w:name="health-ops-api-3"/>
+    <w:p>
+      <w:pPr>
+        <w:pStyle w:val="Heading3"/>
+      </w:pPr>
+      <w:r>
+        <w:t xml:space="preserve">Health + Ops API (3)</w:t>
+      </w:r>
+    </w:p>
+    <w:tbl>
+      <w:tblPr>
+        <w:tblStyle w:val="Table"/>
+        <w:tblW w:type="pct" w:w="5000"/>
+        <w:tblLayout w:type="fixed"/>
+        <w:tblLook w:firstRow="1" w:lastRow="0" w:firstColumn="0" w:lastColumn="0" w:noHBand="0" w:noVBand="0" w:val="0020"/>
+      </w:tblPr>
+      <w:tblGrid>
+        <w:gridCol w:w="879"/>
+        <w:gridCol w:w="879"/>
+        <w:gridCol w:w="879"/>
+        <w:gridCol w:w="879"/>
+        <w:gridCol w:w="879"/>
+        <w:gridCol w:w="879"/>
+        <w:gridCol w:w="879"/>
+        <w:gridCol w:w="879"/>
+        <w:gridCol w:w="879"/>
+      </w:tblGrid>
+      <w:tr>
+        <w:trPr>
+          <w:tblHeader w:val="on"/>
+        </w:trPr>
+        <w:tc>
+          <w:tcPr/>
+          <w:p>
+            <w:pPr>
+              <w:pStyle w:val="Compact"/>
+            </w:pPr>
+            <w:r>
+              <w:t xml:space="preserve">Route</w:t>
+            </w:r>
+          </w:p>
+        </w:tc>
+        <w:tc>
+          <w:tcPr/>
+          <w:p>
+            <w:pPr>
+              <w:pStyle w:val="Compact"/>
+            </w:pPr>
+            <w:r>
+              <w:t xml:space="preserve">Iter</w:t>
+            </w:r>
+          </w:p>
+        </w:tc>
+        <w:tc>
+          <w:tcPr/>
+          <w:p>
+            <w:pPr>
+              <w:pStyle w:val="Compact"/>
+            </w:pPr>
+            <w:r>
+              <w:t xml:space="preserve">Role</w:t>
+            </w:r>
+          </w:p>
+        </w:tc>
+        <w:tc>
+          <w:tcPr/>
+          <w:p>
+            <w:pPr>
+              <w:pStyle w:val="Compact"/>
+            </w:pPr>
+            <w:r>
+              <w:t xml:space="preserve">Title/purpose</w:t>
+            </w:r>
+          </w:p>
+        </w:tc>
+        <w:tc>
+          <w:tcPr/>
+          <w:p>
+            <w:pPr>
+              <w:pStyle w:val="Compact"/>
+            </w:pPr>
+            <w:r>
+              <w:t xml:space="preserve">Entry points</w:t>
+            </w:r>
+          </w:p>
+        </w:tc>
+        <w:tc>
+          <w:tcPr/>
+          <w:p>
+            <w:pPr>
+              <w:pStyle w:val="Compact"/>
+            </w:pPr>
+            <w:r>
+              <w:t xml:space="preserve">Primary actions</w:t>
+            </w:r>
+          </w:p>
+        </w:tc>
+        <w:tc>
+          <w:tcPr/>
+          <w:p>
+            <w:pPr>
+              <w:pStyle w:val="Compact"/>
+            </w:pPr>
+            <w:r>
+              <w:t xml:space="preserve">State persisted</w:t>
+            </w:r>
+          </w:p>
+        </w:tc>
+        <w:tc>
+          <w:tcPr/>
+          <w:p>
+            <w:pPr>
+              <w:pStyle w:val="Compact"/>
+            </w:pPr>
+            <w:r>
+              <w:t xml:space="preserve">Outcome</w:t>
+            </w:r>
+          </w:p>
+        </w:tc>
+        <w:tc>
+          <w:tcPr/>
+          <w:p>
+            <w:pPr>
+              <w:pStyle w:val="Compact"/>
+            </w:pPr>
+            <w:r>
+              <w:t xml:space="preserve">Flag</w:t>
+            </w:r>
+          </w:p>
+        </w:tc>
+      </w:tr>
+      <w:tr>
+        <w:tc>
+          <w:tcPr/>
+          <w:p>
+            <w:pPr>
+              <w:pStyle w:val="Compact"/>
+            </w:pPr>
+            <w:r>
+              <w:rPr>
+                <w:rStyle w:val="VerbatimChar"/>
+              </w:rPr>
+              <w:t xml:space="preserve">/api/health</w:t>
+            </w:r>
+          </w:p>
+        </w:tc>
+        <w:tc>
+          <w:tcPr/>
+          <w:p>
+            <w:pPr>
+              <w:pStyle w:val="Compact"/>
+            </w:pPr>
+            <w:r>
+              <w:t xml:space="preserve">0035</w:t>
+            </w:r>
+          </w:p>
+        </w:tc>
+        <w:tc>
+          <w:tcPr/>
+          <w:p>
+            <w:pPr>
+              <w:pStyle w:val="Compact"/>
+            </w:pPr>
+            <w:r>
+              <w:t xml:space="preserve">ops</w:t>
+            </w:r>
+          </w:p>
+        </w:tc>
+        <w:tc>
+          <w:tcPr/>
+          <w:p>
+            <w:pPr>
+              <w:pStyle w:val="Compact"/>
+            </w:pPr>
+            <w:r>
+              <w:t xml:space="preserve">Shallow health check (process alive, env present)</w:t>
+            </w:r>
+          </w:p>
+        </w:tc>
+        <w:tc>
+          <w:tcPr/>
+          <w:p>
+            <w:pPr>
+              <w:pStyle w:val="Compact"/>
+            </w:pPr>
+            <w:r>
+              <w:t xml:space="preserve">External monitor (Better Stack uptime per 0035 § Better Stack) · cron pings · CI smoke</w:t>
+            </w:r>
+          </w:p>
+        </w:tc>
+        <w:tc>
+          <w:tcPr/>
+          <w:p>
+            <w:pPr>
+              <w:pStyle w:val="Compact"/>
+            </w:pPr>
+            <w:r>
+              <w:t xml:space="preserve">GET → returns</w:t>
+            </w:r>
+            <w:r>
+              <w:t xml:space="preserve"> </w:t>
+            </w:r>
+            <w:r>
+              <w:rPr>
+                <w:rStyle w:val="VerbatimChar"/>
+              </w:rPr>
+              <w:t xml:space="preserve">{status, version, ts}</w:t>
+            </w:r>
+            <w:r>
+              <w:t xml:space="preserve"> </w:t>
+            </w:r>
+            <w:r>
+              <w:t xml:space="preserve">200 OK</w:t>
+            </w:r>
+          </w:p>
+        </w:tc>
+        <w:tc>
+          <w:tcPr/>
+          <w:p>
+            <w:pPr>
+              <w:pStyle w:val="Compact"/>
+            </w:pPr>
+            <w:r>
+              <w:t xml:space="preserve">none</w:t>
+            </w:r>
+          </w:p>
+        </w:tc>
+        <w:tc>
+          <w:tcPr/>
+          <w:p>
+            <w:pPr>
+              <w:pStyle w:val="Compact"/>
+            </w:pPr>
+            <w:r>
+              <w:t xml:space="preserve">JSON response 200/5xx</w:t>
+            </w:r>
+          </w:p>
+        </w:tc>
+        <w:tc>
+          <w:tcPr/>
+          <w:p>
+            <w:pPr>
+              <w:pStyle w:val="Compact"/>
+            </w:pPr>
+            <w:r>
+              <w:t xml:space="preserve">✅ (</w:t>
+            </w:r>
+            <w:hyperlink r:id="rId52">
+              <w:r>
+                <w:rPr>
+                  <w:rStyle w:val="Hyperlink"/>
+                </w:rPr>
+                <w:t xml:space="preserve">#275</w:t>
+              </w:r>
+            </w:hyperlink>
+            <w:r>
+              <w:t xml:space="preserve">)</w:t>
+            </w:r>
+          </w:p>
+        </w:tc>
+      </w:tr>
+      <w:tr>
+        <w:tc>
+          <w:tcPr/>
+          <w:p>
+            <w:pPr>
+              <w:pStyle w:val="Compact"/>
+            </w:pPr>
+            <w:r>
+              <w:rPr>
+                <w:rStyle w:val="VerbatimChar"/>
+              </w:rPr>
+              <w:t xml:space="preserve">/api/health/deep</w:t>
+            </w:r>
+          </w:p>
+        </w:tc>
+        <w:tc>
+          <w:tcPr/>
+          <w:p>
+            <w:pPr>
+              <w:pStyle w:val="Compact"/>
+            </w:pPr>
+            <w:r>
+              <w:t xml:space="preserve">0035</w:t>
+            </w:r>
+          </w:p>
+        </w:tc>
+        <w:tc>
+          <w:tcPr/>
+          <w:p>
+            <w:pPr>
+              <w:pStyle w:val="Compact"/>
+            </w:pPr>
+            <w:r>
+              <w:t xml:space="preserve">ops</w:t>
+            </w:r>
+          </w:p>
+        </w:tc>
+        <w:tc>
+          <w:tcPr/>
+          <w:p>
+            <w:pPr>
+              <w:pStyle w:val="Compact"/>
+            </w:pPr>
+            <w:r>
+              <w:t xml:space="preserve">Deep health check (DB + R2 + Resend + PostHog + OAuth providers reachable)</w:t>
+            </w:r>
+          </w:p>
+        </w:tc>
+        <w:tc>
+          <w:tcPr/>
+          <w:p>
+            <w:pPr>
+              <w:pStyle w:val="Compact"/>
+            </w:pPr>
+            <w:r>
+              <w:t xml:space="preserve">External monitor (5-min cron) · admin alert hooks · CI smoke</w:t>
+            </w:r>
+          </w:p>
+        </w:tc>
+        <w:tc>
+          <w:tcPr/>
+          <w:p>
+            <w:pPr>
+              <w:pStyle w:val="Compact"/>
+            </w:pPr>
+            <w:r>
+              <w:t xml:space="preserve">GET → returns per-subsystem</w:t>
+            </w:r>
+            <w:r>
+              <w:t xml:space="preserve"> </w:t>
+            </w:r>
+            <w:r>
+              <w:rPr>
+                <w:rStyle w:val="VerbatimChar"/>
+              </w:rPr>
+              <w:t xml:space="preserve">{ok, latency_ms, error?}</w:t>
+            </w:r>
+            <w:r>
+              <w:t xml:space="preserve"> </w:t>
+            </w:r>
+            <w:r>
+              <w:t xml:space="preserve">(typecheck fix</w:t>
+            </w:r>
+            <w:r>
+              <w:t xml:space="preserve"> </w:t>
+            </w:r>
+            <w:hyperlink r:id="rId53">
+              <w:r>
+                <w:rPr>
+                  <w:rStyle w:val="Hyperlink"/>
+                </w:rPr>
+                <w:t xml:space="preserve">#289</w:t>
+              </w:r>
+            </w:hyperlink>
+            <w:r>
+              <w:t xml:space="preserve">)</w:t>
+            </w:r>
+          </w:p>
+        </w:tc>
+        <w:tc>
+          <w:tcPr/>
+          <w:p>
+            <w:pPr>
+              <w:pStyle w:val="Compact"/>
+            </w:pPr>
+            <w:r>
+              <w:t xml:space="preserve">none</w:t>
+            </w:r>
+          </w:p>
+        </w:tc>
+        <w:tc>
+          <w:tcPr/>
+          <w:p>
+            <w:pPr>
+              <w:pStyle w:val="Compact"/>
+            </w:pPr>
+            <w:r>
+              <w:t xml:space="preserve">JSON response 200/207/5xx with subsystem detail</w:t>
+            </w:r>
+          </w:p>
+        </w:tc>
+        <w:tc>
+          <w:tcPr/>
+          <w:p>
+            <w:pPr>
+              <w:pStyle w:val="Compact"/>
+            </w:pPr>
+            <w:r>
+              <w:t xml:space="preserve">✅ (</w:t>
+            </w:r>
+            <w:hyperlink r:id="rId52">
+              <w:r>
+                <w:rPr>
+                  <w:rStyle w:val="Hyperlink"/>
+                </w:rPr>
+                <w:t xml:space="preserve">#275</w:t>
+              </w:r>
+            </w:hyperlink>
+            <w:r>
+              <w:t xml:space="preserve">)</w:t>
+            </w:r>
+          </w:p>
+        </w:tc>
+      </w:tr>
+      <w:tr>
+        <w:tc>
+          <w:tcPr/>
+          <w:p>
+            <w:pPr>
+              <w:pStyle w:val="Compact"/>
+            </w:pPr>
+            <w:r>
+              <w:rPr>
+                <w:rStyle w:val="VerbatimChar"/>
+              </w:rPr>
+              <w:t xml:space="preserve">/api/admin/sentry-smoke-test</w:t>
+            </w:r>
+          </w:p>
+        </w:tc>
+        <w:tc>
+          <w:tcPr/>
+          <w:p>
+            <w:pPr>
+              <w:pStyle w:val="Compact"/>
+            </w:pPr>
+            <w:r>
+              <w:t xml:space="preserve">0035</w:t>
+            </w:r>
+          </w:p>
+        </w:tc>
+        <w:tc>
+          <w:tcPr/>
+          <w:p>
+            <w:pPr>
+              <w:pStyle w:val="Compact"/>
+            </w:pPr>
+            <w:r>
+              <w:t xml:space="preserve">admin-api</w:t>
+            </w:r>
+          </w:p>
+        </w:tc>
+        <w:tc>
+          <w:tcPr/>
+          <w:p>
+            <w:pPr>
+              <w:pStyle w:val="Compact"/>
+            </w:pPr>
+            <w:r>
+              <w:t xml:space="preserve">Triggers controlled Sentry exception for prod verification</w:t>
+            </w:r>
+          </w:p>
+        </w:tc>
+        <w:tc>
+          <w:tcPr/>
+          <w:p>
+            <w:pPr>
+              <w:pStyle w:val="Compact"/>
+            </w:pPr>
+            <w:r>
+              <w:rPr>
+                <w:rStyle w:val="VerbatimChar"/>
+              </w:rPr>
+              <w:t xml:space="preserve">/admin/settings</w:t>
+            </w:r>
+            <w:r>
+              <w:t xml:space="preserve"> </w:t>
+            </w:r>
+            <w:r>
+              <w:t xml:space="preserve">“Trigger Sentry smoke test”</w:t>
+            </w:r>
+            <w:r>
+              <w:t xml:space="preserve"> </w:t>
+            </w:r>
+            <w:r>
+              <w:t xml:space="preserve">button</w:t>
+            </w:r>
+          </w:p>
+        </w:tc>
+        <w:tc>
+          <w:tcPr/>
+          <w:p>
+            <w:pPr>
+              <w:pStyle w:val="Compact"/>
+            </w:pPr>
+            <w:r>
+              <w:t xml:space="preserve">POST (admin-only via RLS) → throws controlled exception captured by Sentry SDK</w:t>
+            </w:r>
+          </w:p>
+        </w:tc>
+        <w:tc>
+          <w:tcPr/>
+          <w:p>
+            <w:pPr>
+              <w:pStyle w:val="Compact"/>
+            </w:pPr>
+            <w:r>
+              <w:rPr>
+                <w:rStyle w:val="VerbatimChar"/>
+              </w:rPr>
+              <w:t xml:space="preserve">admin_audit_log</w:t>
+            </w:r>
+            <w:r>
+              <w:t xml:space="preserve"> </w:t>
+            </w:r>
+            <w:r>
+              <w:t xml:space="preserve">(action:</w:t>
+            </w:r>
+            <w:r>
+              <w:t xml:space="preserve"> </w:t>
+            </w:r>
+            <w:r>
+              <w:rPr>
+                <w:rStyle w:val="VerbatimChar"/>
+              </w:rPr>
+              <w:t xml:space="preserve">sentry_smoke_test_triggered</w:t>
+            </w:r>
+            <w:r>
+              <w:t xml:space="preserve">)</w:t>
+            </w:r>
+          </w:p>
+        </w:tc>
+        <w:tc>
+          <w:tcPr/>
+          <w:p>
+            <w:pPr>
+              <w:pStyle w:val="Compact"/>
+            </w:pPr>
+            <w:r>
+              <w:t xml:space="preserve">Returns confirmation; Sentry captures + alerting routes per 0035</w:t>
+            </w:r>
+          </w:p>
+        </w:tc>
+        <w:tc>
+          <w:tcPr/>
+          <w:p>
+            <w:pPr>
+              <w:pStyle w:val="Compact"/>
+            </w:pPr>
+            <w:r>
+              <w:t xml:space="preserve">✅ (</w:t>
+            </w:r>
+            <w:hyperlink r:id="rId49">
+              <w:r>
+                <w:rPr>
+                  <w:rStyle w:val="Hyperlink"/>
+                </w:rPr>
+                <w:t xml:space="preserve">#280</w:t>
+              </w:r>
+            </w:hyperlink>
+            <w:r>
+              <w:t xml:space="preserve">)</w:t>
+            </w:r>
+          </w:p>
+        </w:tc>
+      </w:tr>
+    </w:tbl>
     <w:p>
       <w:r>
         <w:pict>
@@ -17167,9 +18903,9 @@
         </w:pict>
       </w:r>
     </w:p>
-    <w:bookmarkEnd w:id="37"/>
-    <w:bookmarkEnd w:id="38"/>
-    <w:bookmarkStart w:id="39" w:name="how-to-regenerate-this-doc"/>
+    <w:bookmarkEnd w:id="54"/>
+    <w:bookmarkEnd w:id="55"/>
+    <w:bookmarkStart w:id="56" w:name="how-to-regenerate-this-doc"/>
     <w:p>
       <w:pPr>
         <w:pStyle w:val="Heading2"/>
@@ -17296,8 +19032,8 @@
         </w:pict>
       </w:r>
     </w:p>
-    <w:bookmarkEnd w:id="39"/>
-    <w:bookmarkStart w:id="40" w:name="provenance"/>
+    <w:bookmarkEnd w:id="56"/>
+    <w:bookmarkStart w:id="57" w:name="provenance"/>
     <w:p>
       <w:pPr>
         <w:pStyle w:val="Heading2"/>
@@ -17395,8 +19131,247 @@
         <w:t xml:space="preserve">.</w:t>
       </w:r>
     </w:p>
-    <w:bookmarkEnd w:id="40"/>
-    <w:bookmarkEnd w:id="41"/>
+    <w:p>
+      <w:pPr>
+        <w:pStyle w:val="BodyText"/>
+      </w:pPr>
+      <w:r>
+        <w:rPr>
+          <w:b/>
+          <w:bCs/>
+        </w:rPr>
+        <w:t xml:space="preserve">Refresh 2026-05-22 (this update)</w:t>
+      </w:r>
+      <w:r>
+        <w:t xml:space="preserve"> </w:t>
+      </w:r>
+      <w:r>
+        <w:t xml:space="preserve">— refreshed after the 17-PR autonomous sprint landing tasks #3–#22, #25. Eight existing rows updated to reflect today’s PRs (</w:t>
+      </w:r>
+      <w:r>
+        <w:rPr>
+          <w:rStyle w:val="VerbatimChar"/>
+        </w:rPr>
+        <w:t xml:space="preserve">/[slug]</w:t>
+      </w:r>
+      <w:r>
+        <w:t xml:space="preserve"> </w:t>
+      </w:r>
+      <w:r>
+        <w:t xml:space="preserve">ISR + day-of mode ·</w:t>
+      </w:r>
+      <w:r>
+        <w:t xml:space="preserve"> </w:t>
+      </w:r>
+      <w:r>
+        <w:rPr>
+          <w:rStyle w:val="VerbatimChar"/>
+        </w:rPr>
+        <w:t xml:space="preserve">/features</w:t>
+      </w:r>
+      <w:r>
+        <w:t xml:space="preserve"> </w:t>
+      </w:r>
+      <w:r>
+        <w:t xml:space="preserve">Patiktok + Pakanta cards ·</w:t>
+      </w:r>
+      <w:r>
+        <w:t xml:space="preserve"> </w:t>
+      </w:r>
+      <w:r>
+        <w:rPr>
+          <w:rStyle w:val="VerbatimChar"/>
+        </w:rPr>
+        <w:t xml:space="preserve">/pricing</w:t>
+      </w:r>
+      <w:r>
+        <w:t xml:space="preserve"> </w:t>
+      </w:r>
+      <w:r>
+        <w:t xml:space="preserve">5% worked example + actor-terminology ·</w:t>
+      </w:r>
+      <w:r>
+        <w:t xml:space="preserve"> </w:t>
+      </w:r>
+      <w:r>
+        <w:rPr>
+          <w:rStyle w:val="VerbatimChar"/>
+        </w:rPr>
+        <w:t xml:space="preserve">/privacy</w:t>
+      </w:r>
+      <w:r>
+        <w:t xml:space="preserve"> </w:t>
+      </w:r>
+      <w:r>
+        <w:t xml:space="preserve">expanded coverage ·</w:t>
+      </w:r>
+      <w:r>
+        <w:t xml:space="preserve"> </w:t>
+      </w:r>
+      <w:r>
+        <w:rPr>
+          <w:rStyle w:val="VerbatimChar"/>
+        </w:rPr>
+        <w:t xml:space="preserve">/v/[slug]</w:t>
+      </w:r>
+      <w:r>
+        <w:t xml:space="preserve"> </w:t>
+      </w:r>
+      <w:r>
+        <w:t xml:space="preserve">schema.org Pro 4999 + sitemap ·</w:t>
+      </w:r>
+      <w:r>
+        <w:t xml:space="preserve"> </w:t>
+      </w:r>
+      <w:r>
+        <w:rPr>
+          <w:rStyle w:val="VerbatimChar"/>
+        </w:rPr>
+        <w:t xml:space="preserve">/dashboard/[eventId]/schedule</w:t>
+      </w:r>
+      <w:r>
+        <w:t xml:space="preserve"> </w:t>
+      </w:r>
+      <w:r>
+        <w:t xml:space="preserve">TILES + day-of ·</w:t>
+      </w:r>
+      <w:r>
+        <w:t xml:space="preserve"> </w:t>
+      </w:r>
+      <w:r>
+        <w:rPr>
+          <w:rStyle w:val="VerbatimChar"/>
+        </w:rPr>
+        <w:t xml:space="preserve">/dashboard/[eventId]/disputes</w:t>
+      </w:r>
+      <w:r>
+        <w:t xml:space="preserve"> </w:t>
+      </w:r>
+      <w:r>
+        <w:t xml:space="preserve">TILES + admin inbound ·</w:t>
+      </w:r>
+      <w:r>
+        <w:t xml:space="preserve"> </w:t>
+      </w:r>
+      <w:r>
+        <w:rPr>
+          <w:rStyle w:val="VerbatimChar"/>
+        </w:rPr>
+        <w:t xml:space="preserve">/admin/settings/payment-methods</w:t>
+      </w:r>
+      <w:r>
+        <w:t xml:space="preserve"> </w:t>
+      </w:r>
+      <w:r>
+        <w:t xml:space="preserve">admin-nav Money group ·</w:t>
+      </w:r>
+      <w:r>
+        <w:t xml:space="preserve"> </w:t>
+      </w:r>
+      <w:r>
+        <w:rPr>
+          <w:rStyle w:val="VerbatimChar"/>
+        </w:rPr>
+        <w:t xml:space="preserve">/admin/settings</w:t>
+      </w:r>
+      <w:r>
+        <w:t xml:space="preserve"> </w:t>
+      </w:r>
+      <w:r>
+        <w:t xml:space="preserve">Sentry smoke-test button). Four new rows added (</w:t>
+      </w:r>
+      <w:r>
+        <w:rPr>
+          <w:rStyle w:val="VerbatimChar"/>
+        </w:rPr>
+        <w:t xml:space="preserve">/vendors/compare</w:t>
+      </w:r>
+      <w:r>
+        <w:t xml:space="preserve"> </w:t>
+      </w:r>
+      <w:r>
+        <w:t xml:space="preserve">as 🚫 retired per PR #274 V1.1 routing-rule enforcement ·</w:t>
+      </w:r>
+      <w:r>
+        <w:t xml:space="preserve"> </w:t>
+      </w:r>
+      <w:r>
+        <w:rPr>
+          <w:rStyle w:val="VerbatimChar"/>
+        </w:rPr>
+        <w:t xml:space="preserve">/api/health</w:t>
+      </w:r>
+      <w:r>
+        <w:t xml:space="preserve"> </w:t>
+      </w:r>
+      <w:r>
+        <w:t xml:space="preserve">·</w:t>
+      </w:r>
+      <w:r>
+        <w:t xml:space="preserve"> </w:t>
+      </w:r>
+      <w:r>
+        <w:rPr>
+          <w:rStyle w:val="VerbatimChar"/>
+        </w:rPr>
+        <w:t xml:space="preserve">/api/health/deep</w:t>
+      </w:r>
+      <w:r>
+        <w:t xml:space="preserve"> </w:t>
+      </w:r>
+      <w:r>
+        <w:t xml:space="preserve">·</w:t>
+      </w:r>
+      <w:r>
+        <w:t xml:space="preserve"> </w:t>
+      </w:r>
+      <w:r>
+        <w:rPr>
+          <w:rStyle w:val="VerbatimChar"/>
+        </w:rPr>
+        <w:t xml:space="preserve">/api/admin/sentry-smoke-test</w:t>
+      </w:r>
+      <w:r>
+        <w:t xml:space="preserve">). Headline numbers 99 → 103 routes (+4); ✅ 91 → 94 (+3 net new functional API endpoints); 🚫 0 → 1 (</w:t>
+      </w:r>
+      <w:r>
+        <w:rPr>
+          <w:rStyle w:val="VerbatimChar"/>
+        </w:rPr>
+        <w:t xml:space="preserve">/vendors/compare</w:t>
+      </w:r>
+      <w:r>
+        <w:t xml:space="preserve">). Per [[feedback_setnayan_document_changes_with_why]]: this refresh preserves the orphan ledger accurate-to-</w:t>
+      </w:r>
+      <w:r>
+        <w:rPr>
+          <w:rStyle w:val="VerbatimChar"/>
+        </w:rPr>
+        <w:t xml:space="preserve">origin/main</w:t>
+      </w:r>
+      <w:r>
+        <w:t xml:space="preserve"> </w:t>
+      </w:r>
+      <w:r>
+        <w:t xml:space="preserve">for future sessions. Full PR-to-row trail in</w:t>
+      </w:r>
+      <w:r>
+        <w:t xml:space="preserve"> </w:t>
+      </w:r>
+      <w:hyperlink r:id="rId12">
+        <w:r>
+          <w:rPr>
+            <w:rStyle w:val="Hyperlink"/>
+          </w:rPr>
+          <w:t xml:space="preserve">CLAUDE.md decision-log 2026-05-22</w:t>
+        </w:r>
+      </w:hyperlink>
+      <w:r>
+        <w:t xml:space="preserve">.</w:t>
+      </w:r>
+    </w:p>
+    <w:bookmarkEnd w:id="57"/>
+    <w:bookmarkEnd w:id="58"/>
     <w:sectPr>
       <w:footnotePr>
         <w:numRestart w:val="eachSect"/>
